--- a/docs/PROJECT_SUBMISSION_CH2.docx
+++ b/docs/PROJECT_SUBMISSION_CH2.docx
@@ -734,128 +734,18 @@
     </w:p>
     <w:p>
       <w:pPr>
-        <w:tabs>
-          <w:tab w:val="right" w:pos="9026" w:leader="dot"/>
-        </w:tabs>
-        <w:spacing w:after="160" w:line="360" w:lineRule="auto"/>
-      </w:pPr>
-      <w:r>
-        <w:rPr>
-          <w:rFonts w:ascii="Times New Roman" w:cs="Times New Roman" w:eastAsia="Times New Roman" w:hAnsi="Times New Roman"/>
-          <w:sz w:val="24"/>
-          <w:szCs w:val="24"/>
-        </w:rPr>
-        <w:t xml:space="preserve">Table 3.1: Transformer Encoder model hyperparameters	</w:t>
-      </w:r>
-      <w:r>
-        <w:fldChar w:fldCharType="begin" w:dirty="true"/>
-        <w:instrText xml:space="preserve">PAGEREF tbl3_1</w:instrText>
-        <w:fldChar w:fldCharType="end"/>
-      </w:r>
-    </w:p>
-    <w:p>
-      <w:pPr>
-        <w:tabs>
-          <w:tab w:val="right" w:pos="9026" w:leader="dot"/>
-        </w:tabs>
-        <w:spacing w:after="160" w:line="360" w:lineRule="auto"/>
-      </w:pPr>
-      <w:r>
-        <w:rPr>
-          <w:rFonts w:ascii="Times New Roman" w:cs="Times New Roman" w:eastAsia="Times New Roman" w:hAnsi="Times New Roman"/>
-          <w:sz w:val="24"/>
-          <w:szCs w:val="24"/>
-        </w:rPr>
-        <w:t xml:space="preserve">Table 3.2: Scheduler safety-rule thresholds	</w:t>
-      </w:r>
-      <w:r>
-        <w:fldChar w:fldCharType="begin" w:dirty="true"/>
-        <w:instrText xml:space="preserve">PAGEREF tbl3_2</w:instrText>
-        <w:fldChar w:fldCharType="end"/>
-      </w:r>
-    </w:p>
-    <w:p>
-      <w:pPr>
-        <w:tabs>
-          <w:tab w:val="right" w:pos="9026" w:leader="dot"/>
-        </w:tabs>
-        <w:spacing w:after="160" w:line="360" w:lineRule="auto"/>
-      </w:pPr>
-      <w:r>
-        <w:rPr>
-          <w:rFonts w:ascii="Times New Roman" w:cs="Times New Roman" w:eastAsia="Times New Roman" w:hAnsi="Times New Roman"/>
-          <w:sz w:val="24"/>
-          <w:szCs w:val="24"/>
-        </w:rPr>
-        <w:t xml:space="preserve">Table 4.1: Fitted Poisson arrival-rate parameters by direction and period	</w:t>
-      </w:r>
-      <w:r>
-        <w:fldChar w:fldCharType="begin" w:dirty="true"/>
-        <w:instrText xml:space="preserve">PAGEREF tbl4_1</w:instrText>
-        <w:fldChar w:fldCharType="end"/>
-      </w:r>
-    </w:p>
-    <w:p>
-      <w:pPr>
-        <w:tabs>
-          <w:tab w:val="right" w:pos="9026" w:leader="dot"/>
-        </w:tabs>
-        <w:spacing w:after="160" w:line="360" w:lineRule="auto"/>
-      </w:pPr>
-      <w:r>
-        <w:rPr>
-          <w:rFonts w:ascii="Times New Roman" w:cs="Times New Roman" w:eastAsia="Times New Roman" w:hAnsi="Times New Roman"/>
-          <w:sz w:val="24"/>
-          <w:szCs w:val="24"/>
-        </w:rPr>
-        <w:t xml:space="preserve">Table 4.2: Transformer Encoder training result	</w:t>
-      </w:r>
-      <w:r>
-        <w:fldChar w:fldCharType="begin" w:dirty="true"/>
-        <w:instrText xml:space="preserve">PAGEREF tbl4_2</w:instrText>
-        <w:fldChar w:fldCharType="end"/>
-      </w:r>
-    </w:p>
-    <w:p>
-      <w:pPr>
-        <w:tabs>
-          <w:tab w:val="right" w:pos="9026" w:leader="dot"/>
-        </w:tabs>
-        <w:spacing w:after="160" w:line="360" w:lineRule="auto"/>
-      </w:pPr>
-      <w:r>
-        <w:rPr>
-          <w:rFonts w:ascii="Times New Roman" w:cs="Times New Roman" w:eastAsia="Times New Roman" w:hAnsi="Times New Roman"/>
-          <w:sz w:val="24"/>
-          <w:szCs w:val="24"/>
-        </w:rPr>
-        <w:t xml:space="preserve">Table 4.3: Intelligent controller vs. fixed-time baseline — Sapon Under-bridge Peak Hour scenario	</w:t>
-      </w:r>
-      <w:r>
-        <w:fldChar w:fldCharType="begin" w:dirty="true"/>
-        <w:instrText xml:space="preserve">PAGEREF tbl4_3</w:instrText>
-        <w:fldChar w:fldCharType="end"/>
-      </w:r>
-    </w:p>
-    <w:p>
-      <w:pPr>
-        <w:tabs>
-          <w:tab w:val="right" w:pos="9026" w:leader="dot"/>
-        </w:tabs>
-        <w:spacing w:after="160" w:line="360" w:lineRule="auto"/>
-      </w:pPr>
-      <w:r>
-        <w:rPr>
-          <w:rFonts w:ascii="Times New Roman" w:cs="Times New Roman" w:eastAsia="Times New Roman" w:hAnsi="Times New Roman"/>
-          <w:sz w:val="24"/>
-          <w:szCs w:val="24"/>
-        </w:rPr>
-        <w:t xml:space="preserve">Table 4.4: Intelligent controller vs. fixed-time baseline — Sapon Under-bridge Off-Peak scenario	</w:t>
-      </w:r>
-      <w:r>
-        <w:fldChar w:fldCharType="begin" w:dirty="true"/>
-        <w:instrText xml:space="preserve">PAGEREF tbl4_4</w:instrText>
-        <w:fldChar w:fldCharType="end"/>
+        <w:spacing w:after="240" w:line="480" w:lineRule="auto"/>
+        <w:jc w:val="center"/>
+      </w:pPr>
+      <w:r>
+        <w:rPr>
+          <w:rFonts w:ascii="Times New Roman" w:cs="Times New Roman" w:eastAsia="Times New Roman" w:hAnsi="Times New Roman"/>
+          <w:i/>
+          <w:iCs/>
+          <w:sz w:val="24"/>
+          <w:szCs w:val="24"/>
+        </w:rPr>
+        <w:t xml:space="preserve">None yet at this milestone.</w:t>
       </w:r>
     </w:p>
     <w:p>
@@ -881,191 +771,18 @@
     </w:p>
     <w:p>
       <w:pPr>
-        <w:tabs>
-          <w:tab w:val="right" w:pos="9026" w:leader="dot"/>
-        </w:tabs>
-        <w:spacing w:after="160" w:line="360" w:lineRule="auto"/>
-      </w:pPr>
-      <w:r>
-        <w:rPr>
-          <w:rFonts w:ascii="Times New Roman" w:cs="Times New Roman" w:eastAsia="Times New Roman" w:hAnsi="Times New Roman"/>
-          <w:sz w:val="24"/>
-          <w:szCs w:val="24"/>
-        </w:rPr>
-        <w:t xml:space="preserve">Fig. 3.1: MaHanya system architecture and process boundaries	</w:t>
-      </w:r>
-      <w:r>
-        <w:fldChar w:fldCharType="begin" w:dirty="true"/>
-        <w:instrText xml:space="preserve">PAGEREF fig3_1</w:instrText>
-        <w:fldChar w:fldCharType="end"/>
-      </w:r>
-    </w:p>
-    <w:p>
-      <w:pPr>
-        <w:tabs>
-          <w:tab w:val="right" w:pos="9026" w:leader="dot"/>
-        </w:tabs>
-        <w:spacing w:after="160" w:line="360" w:lineRule="auto"/>
-      </w:pPr>
-      <w:r>
-        <w:rPr>
-          <w:rFonts w:ascii="Times New Roman" w:cs="Times New Roman" w:eastAsia="Times New Roman" w:hAnsi="Times New Roman"/>
-          <w:sz w:val="24"/>
-          <w:szCs w:val="24"/>
-        </w:rPr>
-        <w:t xml:space="preserve">Fig. 3.2: MaHanya use case diagram	</w:t>
-      </w:r>
-      <w:r>
-        <w:fldChar w:fldCharType="begin" w:dirty="true"/>
-        <w:instrText xml:space="preserve">PAGEREF fig3_2</w:instrText>
-        <w:fldChar w:fldCharType="end"/>
-      </w:r>
-    </w:p>
-    <w:p>
-      <w:pPr>
-        <w:tabs>
-          <w:tab w:val="right" w:pos="9026" w:leader="dot"/>
-        </w:tabs>
-        <w:spacing w:after="160" w:line="360" w:lineRule="auto"/>
-      </w:pPr>
-      <w:r>
-        <w:rPr>
-          <w:rFonts w:ascii="Times New Roman" w:cs="Times New Roman" w:eastAsia="Times New Roman" w:hAnsi="Times New Roman"/>
-          <w:sz w:val="24"/>
-          <w:szCs w:val="24"/>
-        </w:rPr>
-        <w:t xml:space="preserve">Fig. 3.3: Runtime control-loop detail (observe, predict/pre-empt, validate, apply, log)	</w:t>
-      </w:r>
-      <w:r>
-        <w:fldChar w:fldCharType="begin" w:dirty="true"/>
-        <w:instrText xml:space="preserve">PAGEREF fig3_3</w:instrText>
-        <w:fldChar w:fldCharType="end"/>
-      </w:r>
-    </w:p>
-    <w:p>
-      <w:pPr>
-        <w:tabs>
-          <w:tab w:val="right" w:pos="9026" w:leader="dot"/>
-        </w:tabs>
-        <w:spacing w:after="160" w:line="360" w:lineRule="auto"/>
-      </w:pPr>
-      <w:r>
-        <w:rPr>
-          <w:rFonts w:ascii="Times New Roman" w:cs="Times New Roman" w:eastAsia="Times New Roman" w:hAnsi="Times New Roman"/>
-          <w:sz w:val="24"/>
-          <w:szCs w:val="24"/>
-        </w:rPr>
-        <w:t xml:space="preserve">Fig. 3.4: End-to-end pipeline, from field data collection to the dashboard	</w:t>
-      </w:r>
-      <w:r>
-        <w:fldChar w:fldCharType="begin" w:dirty="true"/>
-        <w:instrText xml:space="preserve">PAGEREF fig3_4</w:instrText>
-        <w:fldChar w:fldCharType="end"/>
-      </w:r>
-    </w:p>
-    <w:p>
-      <w:pPr>
-        <w:tabs>
-          <w:tab w:val="right" w:pos="9026" w:leader="dot"/>
-        </w:tabs>
-        <w:spacing w:after="160" w:line="360" w:lineRule="auto"/>
-      </w:pPr>
-      <w:r>
-        <w:rPr>
-          <w:rFonts w:ascii="Times New Roman" w:cs="Times New Roman" w:eastAsia="Times New Roman" w:hAnsi="Times New Roman"/>
-          <w:sz w:val="24"/>
-          <w:szCs w:val="24"/>
-        </w:rPr>
-        <w:t xml:space="preserve">Fig. 3.5: mahanya module dependency graph	</w:t>
-      </w:r>
-      <w:r>
-        <w:fldChar w:fldCharType="begin" w:dirty="true"/>
-        <w:instrText xml:space="preserve">PAGEREF fig3_5</w:instrText>
-        <w:fldChar w:fldCharType="end"/>
-      </w:r>
-    </w:p>
-    <w:p>
-      <w:pPr>
-        <w:tabs>
-          <w:tab w:val="right" w:pos="9026" w:leader="dot"/>
-        </w:tabs>
-        <w:spacing w:after="160" w:line="360" w:lineRule="auto"/>
-      </w:pPr>
-      <w:r>
-        <w:rPr>
-          <w:rFonts w:ascii="Times New Roman" w:cs="Times New Roman" w:eastAsia="Times New Roman" w:hAnsi="Times New Roman"/>
-          <w:sz w:val="24"/>
-          <w:szCs w:val="24"/>
-        </w:rPr>
-        <w:t xml:space="preserve">Fig. 4.1: Live Junction dashboard during a live emergency-vehicle pre-emption event	</w:t>
-      </w:r>
-      <w:r>
-        <w:fldChar w:fldCharType="begin" w:dirty="true"/>
-        <w:instrText xml:space="preserve">PAGEREF fig4_1</w:instrText>
-        <w:fldChar w:fldCharType="end"/>
-      </w:r>
-    </w:p>
-    <w:p>
-      <w:pPr>
-        <w:tabs>
-          <w:tab w:val="right" w:pos="9026" w:leader="dot"/>
-        </w:tabs>
-        <w:spacing w:after="160" w:line="360" w:lineRule="auto"/>
-      </w:pPr>
-      <w:r>
-        <w:rPr>
-          <w:rFonts w:ascii="Times New Roman" w:cs="Times New Roman" w:eastAsia="Times New Roman" w:hAnsi="Times New Roman"/>
-          <w:sz w:val="24"/>
-          <w:szCs w:val="24"/>
-        </w:rPr>
-        <w:t xml:space="preserve">Fig. 4.2: Live Junction dashboard zoomed in on individual vehicles and per-lane signals	</w:t>
-      </w:r>
-      <w:r>
-        <w:fldChar w:fldCharType="begin" w:dirty="true"/>
-        <w:instrText xml:space="preserve">PAGEREF fig4_2</w:instrText>
-        <w:fldChar w:fldCharType="end"/>
-      </w:r>
-    </w:p>
-    <w:p>
-      <w:pPr>
-        <w:tabs>
-          <w:tab w:val="right" w:pos="9026" w:leader="dot"/>
-        </w:tabs>
-        <w:spacing w:after="160" w:line="360" w:lineRule="auto"/>
-      </w:pPr>
-      <w:r>
-        <w:rPr>
-          <w:rFonts w:ascii="Times New Roman" w:cs="Times New Roman" w:eastAsia="Times New Roman" w:hAnsi="Times New Roman"/>
-          <w:sz w:val="24"/>
-          <w:szCs w:val="24"/>
-        </w:rPr>
-        <w:t xml:space="preserve">Fig. 4.3: Decision Log page, listing scheduler decisions with their reason codes	</w:t>
-      </w:r>
-      <w:r>
-        <w:fldChar w:fldCharType="begin" w:dirty="true"/>
-        <w:instrText xml:space="preserve">PAGEREF fig4_3</w:instrText>
-        <w:fldChar w:fldCharType="end"/>
-      </w:r>
-    </w:p>
-    <w:p>
-      <w:pPr>
-        <w:tabs>
-          <w:tab w:val="right" w:pos="9026" w:leader="dot"/>
-        </w:tabs>
-        <w:spacing w:after="160" w:line="360" w:lineRule="auto"/>
-      </w:pPr>
-      <w:r>
-        <w:rPr>
-          <w:rFonts w:ascii="Times New Roman" w:cs="Times New Roman" w:eastAsia="Times New Roman" w:hAnsi="Times New Roman"/>
-          <w:sz w:val="24"/>
-          <w:szCs w:val="24"/>
-        </w:rPr>
-        <w:t xml:space="preserve">Fig. 4.4: Evaluation page comparing the intelligent controller against the fixed-time baseline	</w:t>
-      </w:r>
-      <w:r>
-        <w:fldChar w:fldCharType="begin" w:dirty="true"/>
-        <w:instrText xml:space="preserve">PAGEREF fig4_4</w:instrText>
-        <w:fldChar w:fldCharType="end"/>
+        <w:spacing w:after="240" w:line="480" w:lineRule="auto"/>
+        <w:jc w:val="center"/>
+      </w:pPr>
+      <w:r>
+        <w:rPr>
+          <w:rFonts w:ascii="Times New Roman" w:cs="Times New Roman" w:eastAsia="Times New Roman" w:hAnsi="Times New Roman"/>
+          <w:i/>
+          <w:iCs/>
+          <w:sz w:val="24"/>
+          <w:szCs w:val="24"/>
+        </w:rPr>
+        <w:t xml:space="preserve">None yet at this milestone.</w:t>
       </w:r>
     </w:p>
     <w:p>

--- a/docs/PROJECT_SUBMISSION_CH2.docx
+++ b/docs/PROJECT_SUBMISSION_CH2.docx
@@ -711,80 +711,6 @@
         </w:p>
       </w:sdtContent>
     </w:sdt>
-    <w:p>
-      <w:r>
-        <w:br w:type="page"/>
-      </w:r>
-    </w:p>
-    <w:p>
-      <w:pPr>
-        <w:spacing w:after="320" w:before="0" w:line="360" w:lineRule="auto"/>
-        <w:jc w:val="center"/>
-      </w:pPr>
-      <w:r>
-        <w:rPr>
-          <w:rFonts w:ascii="Times New Roman" w:cs="Times New Roman" w:eastAsia="Times New Roman" w:hAnsi="Times New Roman"/>
-          <w:b/>
-          <w:bCs/>
-          <w:sz w:val="28"/>
-          <w:szCs w:val="28"/>
-        </w:rPr>
-        <w:t xml:space="preserve">LIST OF TABLES</w:t>
-      </w:r>
-    </w:p>
-    <w:p>
-      <w:pPr>
-        <w:spacing w:after="240" w:line="480" w:lineRule="auto"/>
-        <w:jc w:val="center"/>
-      </w:pPr>
-      <w:r>
-        <w:rPr>
-          <w:rFonts w:ascii="Times New Roman" w:cs="Times New Roman" w:eastAsia="Times New Roman" w:hAnsi="Times New Roman"/>
-          <w:i/>
-          <w:iCs/>
-          <w:sz w:val="24"/>
-          <w:szCs w:val="24"/>
-        </w:rPr>
-        <w:t xml:space="preserve">None yet at this milestone.</w:t>
-      </w:r>
-    </w:p>
-    <w:p>
-      <w:r>
-        <w:br w:type="page"/>
-      </w:r>
-    </w:p>
-    <w:p>
-      <w:pPr>
-        <w:spacing w:after="320" w:before="0" w:line="360" w:lineRule="auto"/>
-        <w:jc w:val="center"/>
-      </w:pPr>
-      <w:r>
-        <w:rPr>
-          <w:rFonts w:ascii="Times New Roman" w:cs="Times New Roman" w:eastAsia="Times New Roman" w:hAnsi="Times New Roman"/>
-          <w:b/>
-          <w:bCs/>
-          <w:sz w:val="28"/>
-          <w:szCs w:val="28"/>
-        </w:rPr>
-        <w:t xml:space="preserve">LIST OF FIGURES</w:t>
-      </w:r>
-    </w:p>
-    <w:p>
-      <w:pPr>
-        <w:spacing w:after="240" w:line="480" w:lineRule="auto"/>
-        <w:jc w:val="center"/>
-      </w:pPr>
-      <w:r>
-        <w:rPr>
-          <w:rFonts w:ascii="Times New Roman" w:cs="Times New Roman" w:eastAsia="Times New Roman" w:hAnsi="Times New Roman"/>
-          <w:i/>
-          <w:iCs/>
-          <w:sz w:val="24"/>
-          <w:szCs w:val="24"/>
-        </w:rPr>
-        <w:t xml:space="preserve">None yet at this milestone.</w:t>
-      </w:r>
-    </w:p>
     <w:p>
       <w:r>
         <w:br w:type="page"/>

--- a/docs/PROJECT_SUBMISSION_CH2.docx
+++ b/docs/PROJECT_SUBMISSION_CH2.docx
@@ -2307,6 +2307,221 @@
           <w:szCs w:val="24"/>
         </w:rPr>
         <w:t xml:space="preserve">[This chapter has not yet been written at this milestone.]</w:t>
+      </w:r>
+    </w:p>
+    <w:p>
+      <w:pPr>
+        <w:pageBreakBefore/>
+        <w:spacing w:after="320" w:line="360" w:lineRule="auto"/>
+        <w:jc w:val="left"/>
+      </w:pPr>
+      <w:r>
+        <w:rPr>
+          <w:rFonts w:ascii="Times New Roman" w:cs="Times New Roman" w:eastAsia="Times New Roman" w:hAnsi="Times New Roman"/>
+          <w:b/>
+          <w:bCs/>
+          <w:sz w:val="28"/>
+          <w:szCs w:val="28"/>
+        </w:rPr>
+        <w:t xml:space="preserve">REFERENCES</w:t>
+      </w:r>
+    </w:p>
+    <w:p>
+      <w:pPr>
+        <w:spacing w:after="200" w:line="480" w:lineRule="auto"/>
+        <w:ind w:left="720" w:hanging="720"/>
+        <w:jc w:val="both"/>
+      </w:pPr>
+      <w:r>
+        <w:rPr>
+          <w:rFonts w:ascii="Times New Roman" w:cs="Times New Roman" w:eastAsia="Times New Roman" w:hAnsi="Times New Roman"/>
+          <w:sz w:val="24"/>
+          <w:szCs w:val="24"/>
+        </w:rPr>
+        <w:t xml:space="preserve">Abdulhai, B., Pringle, R., &amp; Karakoulas, G. J. (2003). Reinforcement learning for true adaptive traffic signal control. </w:t>
+      </w:r>
+      <w:r>
+        <w:rPr>
+          <w:rFonts w:ascii="Times New Roman" w:cs="Times New Roman" w:eastAsia="Times New Roman" w:hAnsi="Times New Roman"/>
+          <w:i/>
+          <w:iCs/>
+          <w:sz w:val="24"/>
+          <w:szCs w:val="24"/>
+        </w:rPr>
+        <w:t xml:space="preserve">Journal of Transportation Engineering, 129</w:t>
+      </w:r>
+      <w:r>
+        <w:rPr>
+          <w:rFonts w:ascii="Times New Roman" w:cs="Times New Roman" w:eastAsia="Times New Roman" w:hAnsi="Times New Roman"/>
+          <w:sz w:val="24"/>
+          <w:szCs w:val="24"/>
+        </w:rPr>
+        <w:t xml:space="preserve">(3), 278–285.</w:t>
+      </w:r>
+    </w:p>
+    <w:p>
+      <w:pPr>
+        <w:spacing w:after="200" w:line="480" w:lineRule="auto"/>
+        <w:ind w:left="720" w:hanging="720"/>
+        <w:jc w:val="both"/>
+      </w:pPr>
+      <w:r>
+        <w:rPr>
+          <w:rFonts w:ascii="Times New Roman" w:cs="Times New Roman" w:eastAsia="Times New Roman" w:hAnsi="Times New Roman"/>
+          <w:sz w:val="24"/>
+          <w:szCs w:val="24"/>
+        </w:rPr>
+        <w:t xml:space="preserve">Haydari, A., &amp; Yilmaz, Y. (2020). Deep reinforcement learning for intelligent transportation systems: A survey. </w:t>
+      </w:r>
+      <w:r>
+        <w:rPr>
+          <w:rFonts w:ascii="Times New Roman" w:cs="Times New Roman" w:eastAsia="Times New Roman" w:hAnsi="Times New Roman"/>
+          <w:i/>
+          <w:iCs/>
+          <w:sz w:val="24"/>
+          <w:szCs w:val="24"/>
+        </w:rPr>
+        <w:t xml:space="preserve">IEEE Transactions on Intelligent Transportation Systems, 23</w:t>
+      </w:r>
+      <w:r>
+        <w:rPr>
+          <w:rFonts w:ascii="Times New Roman" w:cs="Times New Roman" w:eastAsia="Times New Roman" w:hAnsi="Times New Roman"/>
+          <w:sz w:val="24"/>
+          <w:szCs w:val="24"/>
+        </w:rPr>
+        <w:t xml:space="preserve">(1), 11–32. https://doi.org/10.1109/TITS.2020.3008612</w:t>
+      </w:r>
+    </w:p>
+    <w:p>
+      <w:pPr>
+        <w:spacing w:after="200" w:line="480" w:lineRule="auto"/>
+        <w:ind w:left="720" w:hanging="720"/>
+        <w:jc w:val="both"/>
+      </w:pPr>
+      <w:r>
+        <w:rPr>
+          <w:rFonts w:ascii="Times New Roman" w:cs="Times New Roman" w:eastAsia="Times New Roman" w:hAnsi="Times New Roman"/>
+          <w:sz w:val="24"/>
+          <w:szCs w:val="24"/>
+        </w:rPr>
+        <w:t xml:space="preserve">Hunt, P. B., Robertson, D. I., Bretherton, R. D., &amp; Royle, M. C. (1982). The SCOOT on-line traffic signal optimisation technique. </w:t>
+      </w:r>
+      <w:r>
+        <w:rPr>
+          <w:rFonts w:ascii="Times New Roman" w:cs="Times New Roman" w:eastAsia="Times New Roman" w:hAnsi="Times New Roman"/>
+          <w:i/>
+          <w:iCs/>
+          <w:sz w:val="24"/>
+          <w:szCs w:val="24"/>
+        </w:rPr>
+        <w:t xml:space="preserve">Traffic Engineering &amp; Control, 23</w:t>
+      </w:r>
+      <w:r>
+        <w:rPr>
+          <w:rFonts w:ascii="Times New Roman" w:cs="Times New Roman" w:eastAsia="Times New Roman" w:hAnsi="Times New Roman"/>
+          <w:sz w:val="24"/>
+          <w:szCs w:val="24"/>
+        </w:rPr>
+        <w:t xml:space="preserve">(4), 190–192.</w:t>
+      </w:r>
+    </w:p>
+    <w:p>
+      <w:pPr>
+        <w:spacing w:after="200" w:line="480" w:lineRule="auto"/>
+        <w:ind w:left="720" w:hanging="720"/>
+        <w:jc w:val="both"/>
+      </w:pPr>
+      <w:r>
+        <w:rPr>
+          <w:rFonts w:ascii="Times New Roman" w:cs="Times New Roman" w:eastAsia="Times New Roman" w:hAnsi="Times New Roman"/>
+          <w:sz w:val="24"/>
+          <w:szCs w:val="24"/>
+        </w:rPr>
+        <w:t xml:space="preserve">Lopez, P. A., Behrisch, M., Bieker-Walz, L., Erdmann, J., Flötteröd, Y. P., Hilbrich, R., Lücken, L., Rummel, J., Wagner, P., &amp; Wießner, E. (2018). Microscopic traffic simulation using SUMO. In </w:t>
+      </w:r>
+      <w:r>
+        <w:rPr>
+          <w:rFonts w:ascii="Times New Roman" w:cs="Times New Roman" w:eastAsia="Times New Roman" w:hAnsi="Times New Roman"/>
+          <w:i/>
+          <w:iCs/>
+          <w:sz w:val="24"/>
+          <w:szCs w:val="24"/>
+        </w:rPr>
+        <w:t xml:space="preserve">2018 21st International Conference on Intelligent Transportation Systems (ITSC)</w:t>
+      </w:r>
+      <w:r>
+        <w:rPr>
+          <w:rFonts w:ascii="Times New Roman" w:cs="Times New Roman" w:eastAsia="Times New Roman" w:hAnsi="Times New Roman"/>
+          <w:sz w:val="24"/>
+          <w:szCs w:val="24"/>
+        </w:rPr>
+        <w:t xml:space="preserve"> (pp. 2575–2582). IEEE.</w:t>
+      </w:r>
+    </w:p>
+    <w:p>
+      <w:pPr>
+        <w:spacing w:after="200" w:line="480" w:lineRule="auto"/>
+        <w:ind w:left="720" w:hanging="720"/>
+        <w:jc w:val="both"/>
+      </w:pPr>
+      <w:r>
+        <w:rPr>
+          <w:rFonts w:ascii="Times New Roman" w:cs="Times New Roman" w:eastAsia="Times New Roman" w:hAnsi="Times New Roman"/>
+          <w:sz w:val="24"/>
+          <w:szCs w:val="24"/>
+        </w:rPr>
+        <w:t xml:space="preserve">Vaswani, A., Shazeer, N., Parmar, N., Uszkoreit, J., Jones, L., Gomez, A. N., Kaiser, L., &amp; Polosukhin, I. (2017). Attention is all you need. </w:t>
+      </w:r>
+      <w:r>
+        <w:rPr>
+          <w:rFonts w:ascii="Times New Roman" w:cs="Times New Roman" w:eastAsia="Times New Roman" w:hAnsi="Times New Roman"/>
+          <w:i/>
+          <w:iCs/>
+          <w:sz w:val="24"/>
+          <w:szCs w:val="24"/>
+        </w:rPr>
+        <w:t xml:space="preserve">Advances in Neural Information Processing Systems, 30</w:t>
+      </w:r>
+      <w:r>
+        <w:rPr>
+          <w:rFonts w:ascii="Times New Roman" w:cs="Times New Roman" w:eastAsia="Times New Roman" w:hAnsi="Times New Roman"/>
+          <w:sz w:val="24"/>
+          <w:szCs w:val="24"/>
+        </w:rPr>
+        <w:t xml:space="preserve">, 5998–6008.</w:t>
+      </w:r>
+    </w:p>
+    <w:p>
+      <w:pPr>
+        <w:spacing w:after="200" w:line="480" w:lineRule="auto"/>
+        <w:ind w:left="720" w:hanging="720"/>
+        <w:jc w:val="both"/>
+      </w:pPr>
+      <w:r>
+        <w:rPr>
+          <w:rFonts w:ascii="Times New Roman" w:cs="Times New Roman" w:eastAsia="Times New Roman" w:hAnsi="Times New Roman"/>
+          <w:sz w:val="24"/>
+          <w:szCs w:val="24"/>
+        </w:rPr>
+        <w:t xml:space="preserve">Zhao, R., Hu, H., Li, Y., Fan, Y., Gao, F., &amp; Gao, Z. (2024). Sequence decision transformer for adaptive traffic signal control. </w:t>
+      </w:r>
+      <w:r>
+        <w:rPr>
+          <w:rFonts w:ascii="Times New Roman" w:cs="Times New Roman" w:eastAsia="Times New Roman" w:hAnsi="Times New Roman"/>
+          <w:i/>
+          <w:iCs/>
+          <w:sz w:val="24"/>
+          <w:szCs w:val="24"/>
+        </w:rPr>
+        <w:t xml:space="preserve">Sensors, 24</w:t>
+      </w:r>
+      <w:r>
+        <w:rPr>
+          <w:rFonts w:ascii="Times New Roman" w:cs="Times New Roman" w:eastAsia="Times New Roman" w:hAnsi="Times New Roman"/>
+          <w:sz w:val="24"/>
+          <w:szCs w:val="24"/>
+        </w:rPr>
+        <w:t xml:space="preserve">(19), 6202.</w:t>
       </w:r>
     </w:p>
     <w:sectPr>

--- a/docs/PROJECT_SUBMISSION_CH2.docx
+++ b/docs/PROJECT_SUBMISSION_CH2.docx
@@ -1937,7 +1937,7 @@
           <w:sz w:val="24"/>
           <w:szCs w:val="24"/>
         </w:rPr>
-        <w:t xml:space="preserve">This chapter positions MaHanya within four streams of prior work the reader should expect to encounter across the sections that follow. Section 2.1 traces signal control from fixed-time plans through to traffic-responsive systems such as SCOOT and SCATS, establishing the demand-responsive principle this project inherits at a smaller scale. Section 2.2 reviews learned approaches to signal control — reinforcement-learning controllers and, more directly relevant to this project’s own model design, attention-based sequence models applied to phase recommendation. Section 2.3 examines microscopic traffic simulation, and specifically SUMO, as the calibration and evaluation substrate this project and nearly all of the reviewed literature relies on in place of physical field trials. Section 2.4 identifies the gap in that literature this project is built to close: the absence, in most of it, of an explicit, model-independent safety layer standing between a learned controller’s recommendation and the signal state actually applied. Section 2.5 closes the chapter by drawing these four threads together into the specific position MaHanya occupies in the literature reviewed.</w:t>
+        <w:t xml:space="preserve">This chapter positions MaHanya within four streams of prior work the reader should expect to encounter across the sections that follow. Section 2.1 traces signal control from fixed-time plans through to traffic-responsive systems such as SCOOT and SCATS, establishing the demand-responsive principle this project inherits at a smaller scale. Section 2.2 reviews learned approaches to signal control — reinforcement-learning controllers and, more directly relevant to this project’s own model design, attention-based sequence models applied to phase recommendation. Section 2.3 examines microscopic traffic simulation, and specifically SUMO, as the calibration and evaluation substrate this project relies on, in place of physical field trials, following the same practice as the learned-control studies reviewed in Section 2.2. Section 2.4 identifies the gap in that literature this project is built to close: the absence, in most of it, of an explicit, model-independent safety layer standing between a learned controller’s recommendation and the signal state actually applied. Section 2.5 closes the chapter by drawing these four threads together into the specific position MaHanya occupies in the literature reviewed.</w:t>
       </w:r>
     </w:p>
     <w:p>

--- a/docs/PROJECT_SUBMISSION_CH2.docx
+++ b/docs/PROJECT_SUBMISSION_CH2.docx
@@ -2061,7 +2061,7 @@
           <w:sz w:val="24"/>
           <w:szCs w:val="24"/>
         </w:rPr>
-        <w:t xml:space="preserve">Nearly all of the work reviewed above — and this project — relies on microscopic traffic simulation rather than physical field trials, both because physical trials on a real, live junction carry obvious safety and legal risk during an untested controller's development, and because simulation allows a controller to be evaluated repeatedly, deterministically (given a fixed random seed), and head-to-head against a baseline on identical traffic conditions, which a live junction cannot offer. SUMO (Simulation of Urban MObility), described by Lopez et al. (2018), is the open-source microscopic simulator this project uses, chosen because it is the de facto standard tool in this literature, exposes a mature Python control interface (TraCI) for exactly the observe/act/log loop a runtime controller needs, and supports vehicle-class flags — including an emergency-vehicle class — that this project relies on directly for its pre-emption behaviour, without needing to build a separate detection model.</w:t>
+        <w:t xml:space="preserve">Most of the learned-control literature reviewed above (Section 2.2) — and this project — relies on microscopic traffic simulation rather than physical field trials, both because physical trials on a real, live junction carry obvious safety and legal risk during an untested controller's development, and because simulation allows a controller to be evaluated repeatedly, deterministically (given a fixed random seed), and head-to-head against a baseline on identical traffic conditions, which a live junction cannot offer. SUMO (Simulation of Urban MObility), described by Lopez et al. (2018), is the open-source microscopic simulator this project uses, chosen because it is the de facto standard tool in this literature, exposes a mature Python control interface (TraCI) for exactly the observe/act/log loop a runtime controller needs, and supports vehicle-class flags — including an emergency-vehicle class — that this project relies on directly for its pre-emption behaviour, without needing to build a separate detection model.</w:t>
       </w:r>
     </w:p>
     <w:p>

--- a/docs/PROJECT_SUBMISSION_CH2.docx
+++ b/docs/PROJECT_SUBMISSION_CH2.docx
@@ -711,6 +711,80 @@
         </w:p>
       </w:sdtContent>
     </w:sdt>
+    <w:p>
+      <w:r>
+        <w:br w:type="page"/>
+      </w:r>
+    </w:p>
+    <w:p>
+      <w:pPr>
+        <w:spacing w:after="320" w:before="0" w:line="360" w:lineRule="auto"/>
+        <w:jc w:val="center"/>
+      </w:pPr>
+      <w:r>
+        <w:rPr>
+          <w:rFonts w:ascii="Times New Roman" w:cs="Times New Roman" w:eastAsia="Times New Roman" w:hAnsi="Times New Roman"/>
+          <w:b/>
+          <w:bCs/>
+          <w:sz w:val="28"/>
+          <w:szCs w:val="28"/>
+        </w:rPr>
+        <w:t xml:space="preserve">LIST OF TABLES</w:t>
+      </w:r>
+    </w:p>
+    <w:p>
+      <w:pPr>
+        <w:spacing w:after="240" w:line="480" w:lineRule="auto"/>
+        <w:jc w:val="center"/>
+      </w:pPr>
+      <w:r>
+        <w:rPr>
+          <w:rFonts w:ascii="Times New Roman" w:cs="Times New Roman" w:eastAsia="Times New Roman" w:hAnsi="Times New Roman"/>
+          <w:i/>
+          <w:iCs/>
+          <w:sz w:val="24"/>
+          <w:szCs w:val="24"/>
+        </w:rPr>
+        <w:t xml:space="preserve">None yet at this milestone.</w:t>
+      </w:r>
+    </w:p>
+    <w:p>
+      <w:r>
+        <w:br w:type="page"/>
+      </w:r>
+    </w:p>
+    <w:p>
+      <w:pPr>
+        <w:spacing w:after="320" w:before="0" w:line="360" w:lineRule="auto"/>
+        <w:jc w:val="center"/>
+      </w:pPr>
+      <w:r>
+        <w:rPr>
+          <w:rFonts w:ascii="Times New Roman" w:cs="Times New Roman" w:eastAsia="Times New Roman" w:hAnsi="Times New Roman"/>
+          <w:b/>
+          <w:bCs/>
+          <w:sz w:val="28"/>
+          <w:szCs w:val="28"/>
+        </w:rPr>
+        <w:t xml:space="preserve">LIST OF FIGURES</w:t>
+      </w:r>
+    </w:p>
+    <w:p>
+      <w:pPr>
+        <w:spacing w:after="240" w:line="480" w:lineRule="auto"/>
+        <w:jc w:val="center"/>
+      </w:pPr>
+      <w:r>
+        <w:rPr>
+          <w:rFonts w:ascii="Times New Roman" w:cs="Times New Roman" w:eastAsia="Times New Roman" w:hAnsi="Times New Roman"/>
+          <w:i/>
+          <w:iCs/>
+          <w:sz w:val="24"/>
+          <w:szCs w:val="24"/>
+        </w:rPr>
+        <w:t xml:space="preserve">None yet at this milestone.</w:t>
+      </w:r>
+    </w:p>
     <w:p>
       <w:r>
         <w:br w:type="page"/>

--- a/docs/PROJECT_SUBMISSION_CH2.docx
+++ b/docs/PROJECT_SUBMISSION_CH2.docx
@@ -624,35 +624,35 @@
           <w:sz w:val="24"/>
           <w:szCs w:val="24"/>
         </w:rPr>
-        <w:t xml:space="preserve">Fixed-time traffic signal systems allocate green time on a predetermined schedule regardless of real-time demand, producing unnecessary delay at unevenly loaded junctions and providing no systematic mechanism for prioritising emergency vehicles. This project, named MaHanya, designs and implements a simulation-based, priority-aware intelligent traffic control system for a real four-way junction — the Sapon Under-bridge Junction, Abeokuta — using microscopic traffic simulation, a learned phase-recommendation model, and a deterministic safety scheduler that has the sole authority to decide what signal state is actually applied.</w:t>
-      </w:r>
-    </w:p>
-    <w:p>
-      <w:pPr>
-        <w:spacing w:after="240" w:line="480" w:lineRule="auto"/>
-        <w:jc w:val="both"/>
-      </w:pPr>
-      <w:r>
-        <w:rPr>
-          <w:rFonts w:ascii="Times New Roman" w:cs="Times New Roman" w:eastAsia="Times New Roman" w:hAnsi="Times New Roman"/>
-          <w:sz w:val="24"/>
-          <w:szCs w:val="24"/>
-        </w:rPr>
-        <w:t xml:space="preserve">Vehicle-arrival counts collected across the junction's four approaches, for peak and off-peak periods, were fitted to Poisson arrival distributions using scipy.stats and used to calibrate a multi-phase microscopic simulation of the junction in SUMO (Simulation of Urban MObility), built with netedit and driven at runtime through the TraCI control interface. Time-series traffic-state sequences generated from the calibrated simulation were used to train a lightweight Transformer Encoder, implemented in PyTorch, that recommends a signal phase from a sixteen-tick window of observed traffic state. A deterministic rule-based scheduler validates every recommendation the model produces against operational safety constraints — minimum and maximum green time, yellow and all-red transition intervals, anti-starvation, and emergency-vehicle pre-emption — before any phase change is applied, and logs every decision with an explicit, auditable reason code. A Next.js single-page dashboard, talking only to an internal FastAPI relay, renders the live junction, the active signal phase, priority events, and the model's recommendation alongside the scheduler's actual decision in real time.</w:t>
-      </w:r>
-    </w:p>
-    <w:p>
-      <w:pPr>
-        <w:spacing w:after="240" w:line="480" w:lineRule="auto"/>
-        <w:jc w:val="both"/>
-      </w:pPr>
-      <w:r>
-        <w:rPr>
-          <w:rFonts w:ascii="Times New Roman" w:cs="Times New Roman" w:eastAsia="Times New Roman" w:hAnsi="Times New Roman"/>
-          <w:sz w:val="24"/>
-          <w:szCs w:val="24"/>
-        </w:rPr>
-        <w:t xml:space="preserve">The trained model reached 91.9% validation accuracy in recommending the scheduler's own logged phase decisions. Evaluated head-to-head against a fixed-time baseline on identical fifteen-minute simulation runs of the calibrated peak-hour scenario, the intelligent controller reduced priority-vehicle response time by 44.5% (23.9s versus 43.0s) at a small cost in average waiting time (23.8s versus 22.3s) and throughput (380 versus 384 vehicles per hour); the off-peak scenario showed the same pattern, with a 43.2% improvement in priority response time. These results demonstrate that a learned recommender constrained by a deterministic, exhaustively-testable safety layer can materially improve the safety-critical objective of the system — getting emergency vehicles through the junction faster — without violating any hard operational constraint, while identifying average-case throughput as an area for future tuning.</w:t>
+        <w:t xml:space="preserve">Fixed-time traffic signal systems allocate green time on a predetermined schedule regardless of real-time demand, producing unnecessary delay at unevenly loaded junctions and providing no systematic mechanism for prioritising emergency vehicles. This project, named MaHanya, designs and implements a simulation-based, priority-aware intelligent traffic control system for a real four-way junction, the Sapon Under-bridge Junction, Abeokuta, using microscopic traffic simulation, a learned phase-recommendation model, and a deterministic safety scheduler that has the sole authority to decide what signal state is actually applied.</w:t>
+      </w:r>
+    </w:p>
+    <w:p>
+      <w:pPr>
+        <w:spacing w:after="240" w:line="480" w:lineRule="auto"/>
+        <w:jc w:val="both"/>
+      </w:pPr>
+      <w:r>
+        <w:rPr>
+          <w:rFonts w:ascii="Times New Roman" w:cs="Times New Roman" w:eastAsia="Times New Roman" w:hAnsi="Times New Roman"/>
+          <w:sz w:val="24"/>
+          <w:szCs w:val="24"/>
+        </w:rPr>
+        <w:t xml:space="preserve">Vehicle-arrival counts collected across the junction's four approaches, for peak and off-peak periods, were fitted to Poisson arrival distributions using scipy.stats and used to calibrate a multi-phase microscopic simulation of the junction in SUMO (Simulation of Urban MObility), built with netedit and driven at runtime through the TraCI control interface. Time-series traffic-state sequences generated from the calibrated simulation were used to train a lightweight Transformer Encoder, implemented in PyTorch, that recommends a signal phase from a sixteen-tick window of observed traffic state. A deterministic rule-based scheduler validates every recommendation the model produces against operational safety constraints (minimum and maximum green time, yellow and all-red transition intervals, anti-starvation, and emergency-vehicle pre-emption) before any phase change is applied, and logs every decision with an explicit, auditable reason code. A Next.js single-page dashboard, talking only to an internal FastAPI relay, renders the live junction, the active signal phase, priority events, and the model's recommendation alongside the scheduler's actual decision in real time.</w:t>
+      </w:r>
+    </w:p>
+    <w:p>
+      <w:pPr>
+        <w:spacing w:after="240" w:line="480" w:lineRule="auto"/>
+        <w:jc w:val="both"/>
+      </w:pPr>
+      <w:r>
+        <w:rPr>
+          <w:rFonts w:ascii="Times New Roman" w:cs="Times New Roman" w:eastAsia="Times New Roman" w:hAnsi="Times New Roman"/>
+          <w:sz w:val="24"/>
+          <w:szCs w:val="24"/>
+        </w:rPr>
+        <w:t xml:space="preserve">The trained model reached 91.9% validation accuracy in recommending the scheduler's own logged phase decisions. Evaluated head-to-head against a fixed-time baseline on identical fifteen-minute simulation runs of the calibrated peak-hour scenario, the intelligent controller reduced priority-vehicle response time by 44.5% (23.9s versus 43.0s) at a small cost in average waiting time (23.8s versus 22.3s) and throughput (380 versus 384 vehicles per hour); the off-peak scenario showed the same pattern, with a 43.2% improvement in priority response time. These results demonstrate that a learned recommender constrained by a deterministic, exhaustively-testable safety layer can materially improve the safety-critical objective of the system (getting emergency vehicles through the junction faster) without violating any hard operational constraint, while identifying average-case throughput as an area for future tuning.</w:t>
       </w:r>
     </w:p>
     <w:p>
@@ -829,7 +829,7 @@
           <w:sz w:val="24"/>
           <w:szCs w:val="24"/>
         </w:rPr>
-        <w:t xml:space="preserve">	— Application Programming Interface</w:t>
+        <w:t xml:space="preserve">	- Application Programming Interface</w:t>
       </w:r>
     </w:p>
     <w:p>
@@ -855,7 +855,7 @@
           <w:sz w:val="24"/>
           <w:szCs w:val="24"/>
         </w:rPr>
-        <w:t xml:space="preserve">	— Command-Line Interface</w:t>
+        <w:t xml:space="preserve">	- Command-Line Interface</w:t>
       </w:r>
     </w:p>
     <w:p>
@@ -881,7 +881,7 @@
           <w:sz w:val="24"/>
           <w:szCs w:val="24"/>
         </w:rPr>
-        <w:t xml:space="preserve">	— Comma-Separated Values</w:t>
+        <w:t xml:space="preserve">	- Comma-Separated Values</w:t>
       </w:r>
     </w:p>
     <w:p>
@@ -907,7 +907,7 @@
           <w:sz w:val="24"/>
           <w:szCs w:val="24"/>
         </w:rPr>
-        <w:t xml:space="preserve">	— A Python web framework used for the internal simulation relay</w:t>
+        <w:t xml:space="preserve">	- A Python web framework used for the internal simulation relay</w:t>
       </w:r>
     </w:p>
     <w:p>
@@ -933,7 +933,7 @@
           <w:sz w:val="24"/>
           <w:szCs w:val="24"/>
         </w:rPr>
-        <w:t xml:space="preserve">	— JavaScript Object Notation</w:t>
+        <w:t xml:space="preserve">	- JavaScript Object Notation</w:t>
       </w:r>
     </w:p>
     <w:p>
@@ -959,7 +959,7 @@
           <w:sz w:val="24"/>
           <w:szCs w:val="24"/>
         </w:rPr>
-        <w:t xml:space="preserve">	— The name of the system described in this project</w:t>
+        <w:t xml:space="preserve">	- The name of the system described in this project</w:t>
       </w:r>
     </w:p>
     <w:p>
@@ -985,7 +985,7 @@
           <w:sz w:val="24"/>
           <w:szCs w:val="24"/>
         </w:rPr>
-        <w:t xml:space="preserve">	— An open-source machine learning framework used to implement the model</w:t>
+        <w:t xml:space="preserve">	- An open-source machine learning framework used to implement the model</w:t>
       </w:r>
     </w:p>
     <w:p>
@@ -1011,7 +1011,7 @@
           <w:sz w:val="24"/>
           <w:szCs w:val="24"/>
         </w:rPr>
-        <w:t xml:space="preserve">	— Single-Page Application</w:t>
+        <w:t xml:space="preserve">	- Single-Page Application</w:t>
       </w:r>
     </w:p>
     <w:p>
@@ -1037,7 +1037,7 @@
           <w:sz w:val="24"/>
           <w:szCs w:val="24"/>
         </w:rPr>
-        <w:t xml:space="preserve">	— Server-Sent Events</w:t>
+        <w:t xml:space="preserve">	- Server-Sent Events</w:t>
       </w:r>
     </w:p>
     <w:p>
@@ -1063,7 +1063,7 @@
           <w:sz w:val="24"/>
           <w:szCs w:val="24"/>
         </w:rPr>
-        <w:t xml:space="preserve">	— Simulation of Urban MObility</w:t>
+        <w:t xml:space="preserve">	- Simulation of Urban MObility</w:t>
       </w:r>
     </w:p>
     <w:p>
@@ -1089,7 +1089,7 @@
           <w:sz w:val="24"/>
           <w:szCs w:val="24"/>
         </w:rPr>
-        <w:t xml:space="preserve">	— Traffic Control Interface (SUMO's runtime control API)</w:t>
+        <w:t xml:space="preserve">	- Traffic Control Interface (SUMO's runtime control API)</w:t>
       </w:r>
     </w:p>
     <w:p>
@@ -1115,7 +1115,7 @@
           <w:sz w:val="24"/>
           <w:szCs w:val="24"/>
         </w:rPr>
-        <w:t xml:space="preserve">	— User Interface</w:t>
+        <w:t xml:space="preserve">	- User Interface</w:t>
       </w:r>
     </w:p>
     <w:p>
@@ -1141,7 +1141,7 @@
           <w:sz w:val="24"/>
           <w:szCs w:val="24"/>
         </w:rPr>
-        <w:t xml:space="preserve">	— WebSocket</w:t>
+        <w:t xml:space="preserve">	- WebSocket</w:t>
       </w:r>
     </w:p>
     <w:p>
@@ -1233,35 +1233,35 @@
           <w:sz w:val="24"/>
           <w:szCs w:val="24"/>
         </w:rPr>
-        <w:t xml:space="preserve">The earliest departure from fixed-time control was traffic-responsive systems such as SCOOT (Split Cycle Offset Optimisation Technique), which uses real-time detector data to continuously adjust cycle length, phase splits, and offsets, and has been shown to reduce delay by roughly 15% relative to fixed timing (Hunt et al., 1982). More recently, the rise of deep learning has produced a wave of research applying reinforcement learning and, increasingly, attention-based sequence models to the same problem — learning a control policy directly from traffic-state observations rather than hand-tuning detector thresholds (Abdulhai et al., 2003; Haydari &amp; Yilmaz, 2020; Zhao et al., 2024). The Transformer architecture in particular, originally developed for natural language sequence modelling (Vaswani et al., 2017), has been shown to be well suited to traffic-state sequences because a junction's short-term traffic pattern is itself a sequence — a window of recent per-direction counts, queue lengths, and phase history — from which a plausible next phase can be inferred much as a language model infers a plausible next word.</w:t>
-      </w:r>
-    </w:p>
-    <w:p>
-      <w:pPr>
-        <w:spacing w:after="240" w:line="480" w:lineRule="auto"/>
-        <w:jc w:val="both"/>
-      </w:pPr>
-      <w:r>
-        <w:rPr>
-          <w:rFonts w:ascii="Times New Roman" w:cs="Times New Roman" w:eastAsia="Times New Roman" w:hAnsi="Times New Roman"/>
-          <w:sz w:val="24"/>
-          <w:szCs w:val="24"/>
-        </w:rPr>
-        <w:t xml:space="preserve">A purely learned controller is, however, difficult to trust with a safety-critical function such as a traffic signal: a neural network can produce a confident, well-formed, and completely unsafe recommendation — for example, a phase change that skips a mandatory clearance interval, or a hold that starves an approach indefinitely — and nothing in its own training process guarantees that this will never happen. This project's central design decision, discussed throughout this report, is therefore to treat any learned component as advisory only, and to place a small, deterministic, exhaustively-testable rule engine between the model's output and the physical (in this case, simulated) signal head, so that the system's safety properties do not depend on the model behaving correctly.</w:t>
-      </w:r>
-    </w:p>
-    <w:p>
-      <w:pPr>
-        <w:spacing w:after="240" w:line="480" w:lineRule="auto"/>
-        <w:jc w:val="both"/>
-      </w:pPr>
-      <w:r>
-        <w:rPr>
-          <w:rFonts w:ascii="Times New Roman" w:cs="Times New Roman" w:eastAsia="Times New Roman" w:hAnsi="Times New Roman"/>
-          <w:sz w:val="24"/>
-          <w:szCs w:val="24"/>
-        </w:rPr>
-        <w:t xml:space="preserve">This project, named MaHanya, applies this design to a real Nigerian junction — the Sapon Under-bridge Junction in Abeokuta, Ogun State — using it as a calibration case study for a simulation-based intelligent traffic control system built from a microscopic SUMO (Simulation of Urban MObility) simulation, a lightweight Transformer Encoder phase-recommendation model, and a deterministic priority-aware scheduler.</w:t>
+        <w:t xml:space="preserve">The earliest departure from fixed-time control was traffic-responsive systems such as SCOOT (Split Cycle Offset Optimisation Technique), which uses real-time detector data to continuously adjust cycle length, phase splits, and offsets, and has been shown to reduce delay by roughly 15% relative to fixed timing (Hunt et al., 1982). More recently, the rise of deep learning has produced a wave of research applying reinforcement learning and, increasingly, attention-based sequence models to the same problem, learning a control policy directly from traffic-state observations rather than hand-tuning detector thresholds (Abdulhai et al., 2003; Haydari &amp; Yilmaz, 2020; Zhao et al., 2024). The Transformer architecture in particular, originally developed for natural language sequence modelling (Vaswani et al., 2017), has been shown to be well suited to traffic-state sequences because a junction's short-term traffic pattern is itself a sequence (a window of recent per-direction counts, queue lengths, and phase history) from which a plausible next phase can be inferred much as a language model infers a plausible next word.</w:t>
+      </w:r>
+    </w:p>
+    <w:p>
+      <w:pPr>
+        <w:spacing w:after="240" w:line="480" w:lineRule="auto"/>
+        <w:jc w:val="both"/>
+      </w:pPr>
+      <w:r>
+        <w:rPr>
+          <w:rFonts w:ascii="Times New Roman" w:cs="Times New Roman" w:eastAsia="Times New Roman" w:hAnsi="Times New Roman"/>
+          <w:sz w:val="24"/>
+          <w:szCs w:val="24"/>
+        </w:rPr>
+        <w:t xml:space="preserve">A purely learned controller is, however, difficult to trust with a safety-critical function such as a traffic signal: a neural network can produce a confident, well-formed, and completely unsafe recommendation (for example, a phase change that skips a mandatory clearance interval, or a hold that starves an approach indefinitely) and nothing in its own training process guarantees that this will never happen. This project's central design decision, discussed throughout this report, is therefore to treat any learned component as advisory only, and to place a small, deterministic, exhaustively-testable rule engine between the model's output and the physical (in this case, simulated) signal head, so that the system's safety properties do not depend on the model behaving correctly.</w:t>
+      </w:r>
+    </w:p>
+    <w:p>
+      <w:pPr>
+        <w:spacing w:after="240" w:line="480" w:lineRule="auto"/>
+        <w:jc w:val="both"/>
+      </w:pPr>
+      <w:r>
+        <w:rPr>
+          <w:rFonts w:ascii="Times New Roman" w:cs="Times New Roman" w:eastAsia="Times New Roman" w:hAnsi="Times New Roman"/>
+          <w:sz w:val="24"/>
+          <w:szCs w:val="24"/>
+        </w:rPr>
+        <w:t xml:space="preserve">This project, named MaHanya, applies this design to a real Nigerian junction, the Sapon Under-bridge Junction in Abeokuta, Ogun State, using it as a calibration case study for a simulation-based intelligent traffic control system built from a microscopic SUMO (Simulation of Urban MObility) simulation, a lightweight Transformer Encoder phase-recommendation model, and a deterministic priority-aware scheduler.</w:t>
       </w:r>
     </w:p>
     <w:p>
@@ -1331,7 +1331,7 @@
           <w:sz w:val="24"/>
           <w:szCs w:val="24"/>
         </w:rPr>
-        <w:t xml:space="preserve">No systematic mechanism for prioritising emergency vehicles — an ambulance or fire truck approaching a fixed-time junction has no faster path through it than any other vehicle, regardless of the urgency of its journey.</w:t>
+        <w:t xml:space="preserve">No systematic mechanism for prioritising emergency vehicles: an ambulance or fire truck approaching a fixed-time junction has no faster path through it than any other vehicle, regardless of the urgency of its journey.</w:t>
       </w:r>
     </w:p>
     <w:p>
@@ -1364,7 +1364,7 @@
           <w:sz w:val="24"/>
           <w:szCs w:val="24"/>
         </w:rPr>
-        <w:t xml:space="preserve">Addressing this through physical infrastructure change — new detector hardware, a new controller cabinet, a wider carriageway — is expensive and impractical for an academic project, and does not, by itself, answer the more interesting question of whether a learned recommender constrained by a deterministic safety layer can out-perform fixed-time control on real junction geometry and real-shaped traffic. A simulation-based approach, calibrated with real traffic-count data and combined with a rule-guided scheduler, offers a rigorous and reproducible way to study this question within a final-year project's scope, without requiring access to physical signal hardware.</w:t>
+        <w:t xml:space="preserve">Addressing this through physical infrastructure change (new detector hardware, a new controller cabinet, a wider carriageway) is expensive and impractical for an academic project, and does not, by itself, answer the more interesting question of whether a learned recommender constrained by a deterministic safety layer can out-perform fixed-time control on real junction geometry and real-shaped traffic. A simulation-based approach, calibrated with real traffic-count data and combined with a rule-guided scheduler, offers a rigorous and reproducible way to study this question within a final-year project's scope, without requiring access to physical signal hardware.</w:t>
       </w:r>
     </w:p>
     <w:p>
@@ -1592,7 +1592,7 @@
           <w:sz w:val="24"/>
           <w:szCs w:val="24"/>
         </w:rPr>
-        <w:t xml:space="preserve">For academic evaluators, this project demonstrates a complete, reproducible pipeline from raw field-count data through to a working, evaluated control system, and shows a specific, defensible pattern — a learned recommender wrapped by a deterministic safety layer — for combining machine learning with a safety-critical control problem, rather than trusting a model's output directly.</w:t>
+        <w:t xml:space="preserve">For academic evaluators, this project demonstrates a complete, reproducible pipeline from raw field-count data through to a working, evaluated control system, and shows a specific, defensible pattern (a learned recommender wrapped by a deterministic safety layer) for combining machine learning with a safety-critical control problem, rather than trusting a model's output directly.</w:t>
       </w:r>
     </w:p>
     <w:p>
@@ -1620,7 +1620,7 @@
           <w:sz w:val="24"/>
           <w:szCs w:val="24"/>
         </w:rPr>
-        <w:t xml:space="preserve">For driver and pedestrian safety reviewers, the project's central contribution is architectural rather than purely predictive: it shows a specific way to let a learned component participate in a safety-critical system — as an advisory recommender, never as the final authority — with every scheduler decision that accepts, holds, or overrides that recommendation logged with an explicit, auditable reason code.</w:t>
+        <w:t xml:space="preserve">For driver and pedestrian safety reviewers, the project's central contribution is architectural rather than purely predictive: it shows a specific way to let a learned component participate in a safety-critical system (as an advisory recommender, never as the final authority) with every scheduler decision that accepts, holds, or overrides that recommendation logged with an explicit, auditable reason code.</w:t>
       </w:r>
     </w:p>
     <w:p>
@@ -1652,7 +1652,7 @@
           <w:sz w:val="24"/>
           <w:szCs w:val="24"/>
         </w:rPr>
-        <w:t xml:space="preserve">This project is scoped to a single, real, four-way junction — the Sapon Under-bridge Junction, Abeokuta — simulated in SUMO and never deployed to physical signal hardware. It covers the full pipeline from field-count data collection through statistical calibration, SUMO scenario construction, sequence generation, model training, a rule-based runtime control loop with emergency pre-emption, evaluation against a fixed-time baseline, and a real-time dashboard for visualising all of the above. It explicitly excludes network-wide, multi-junction optimisation; production or city-wide deployment; and general-purpose traffic-engineering tooling intended for junctions or use cases beyond this one calibration case study.</w:t>
+        <w:t xml:space="preserve">This project is scoped to a single, real, four-way junction, the Sapon Under-bridge Junction, Abeokuta, simulated in SUMO and never deployed to physical signal hardware. It covers the full pipeline from field-count data collection through statistical calibration, SUMO scenario construction, sequence generation, model training, a rule-based runtime control loop with emergency pre-emption, evaluation against a fixed-time baseline, and a real-time dashboard for visualising all of the above. It explicitly excludes network-wide, multi-junction optimisation; production or city-wide deployment; and general-purpose traffic-engineering tooling intended for junctions or use cases beyond this one calibration case study.</w:t>
       </w:r>
     </w:p>
     <w:p>
@@ -1684,7 +1684,7 @@
           <w:sz w:val="24"/>
           <w:szCs w:val="24"/>
         </w:rPr>
-        <w:t xml:space="preserve">Three limitations bound how this project's results should be read. First, the field-count dataset used to calibrate the simulation for this submission is a synthetic placeholder — structured identically to what a real Sapon Under-bridge Junction traffic survey would produce, and designed so that a genuine survey's data can be substituted with a drop-in file replacement and no code changes — rather than data from an actual, executed field survey; the calibration and every downstream result in this report should accordingly be read as validating the pipeline's methodology, not as a claim about the real junction's present-day traffic volumes.</w:t>
+        <w:t xml:space="preserve">Three limitations bound how this project's results should be read. First, the field-count dataset used to calibrate the simulation for this submission is a synthetic placeholder (structured identically to what a real Sapon Under-bridge Junction traffic survey would produce, and designed so that a genuine survey's data can be substituted with a drop-in file replacement and no code changes) rather than data from an actual, executed field survey; the calibration and every downstream result in this report should accordingly be read as validating the pipeline's methodology, not as a claim about the real junction's present-day traffic volumes.</w:t>
       </w:r>
     </w:p>
     <w:p>
@@ -1751,7 +1751,7 @@
           <w:sz w:val="24"/>
           <w:szCs w:val="24"/>
         </w:rPr>
-        <w:t xml:space="preserve">Phase — </w:t>
+        <w:t xml:space="preserve">Phase: </w:t>
       </w:r>
       <w:r>
         <w:rPr>
@@ -1780,7 +1780,7 @@
           <w:sz w:val="24"/>
           <w:szCs w:val="24"/>
         </w:rPr>
-        <w:t xml:space="preserve">Green / yellow / all-red — </w:t>
+        <w:t xml:space="preserve">Green / yellow / all-red: </w:t>
       </w:r>
       <w:r>
         <w:rPr>
@@ -1809,7 +1809,7 @@
           <w:sz w:val="24"/>
           <w:szCs w:val="24"/>
         </w:rPr>
-        <w:t xml:space="preserve">Headway — </w:t>
+        <w:t xml:space="preserve">Headway: </w:t>
       </w:r>
       <w:r>
         <w:rPr>
@@ -1838,7 +1838,7 @@
           <w:sz w:val="24"/>
           <w:szCs w:val="24"/>
         </w:rPr>
-        <w:t xml:space="preserve">Pre-emption — </w:t>
+        <w:t xml:space="preserve">Pre-emption: </w:t>
       </w:r>
       <w:r>
         <w:rPr>
@@ -1867,7 +1867,7 @@
           <w:sz w:val="24"/>
           <w:szCs w:val="24"/>
         </w:rPr>
-        <w:t xml:space="preserve">Anti-starvation — </w:t>
+        <w:t xml:space="preserve">Anti-starvation: </w:t>
       </w:r>
       <w:r>
         <w:rPr>
@@ -1896,7 +1896,7 @@
           <w:sz w:val="24"/>
           <w:szCs w:val="24"/>
         </w:rPr>
-        <w:t xml:space="preserve">Throughput — </w:t>
+        <w:t xml:space="preserve">Throughput: </w:t>
       </w:r>
       <w:r>
         <w:rPr>
@@ -1925,7 +1925,7 @@
           <w:sz w:val="24"/>
           <w:szCs w:val="24"/>
         </w:rPr>
-        <w:t xml:space="preserve">Tick — </w:t>
+        <w:t xml:space="preserve">Tick: </w:t>
       </w:r>
       <w:r>
         <w:rPr>
@@ -1954,7 +1954,7 @@
           <w:sz w:val="24"/>
           <w:szCs w:val="24"/>
         </w:rPr>
-        <w:t xml:space="preserve">Reason code — </w:t>
+        <w:t xml:space="preserve">Reason code: </w:t>
       </w:r>
       <w:r>
         <w:rPr>
@@ -2011,7 +2011,7 @@
           <w:sz w:val="24"/>
           <w:szCs w:val="24"/>
         </w:rPr>
-        <w:t xml:space="preserve">This chapter positions MaHanya within four streams of prior work the reader should expect to encounter across the sections that follow. Section 2.1 traces signal control from fixed-time plans through to traffic-responsive systems such as SCOOT and SCATS, establishing the demand-responsive principle this project inherits at a smaller scale. Section 2.2 reviews learned approaches to signal control — reinforcement-learning controllers and, more directly relevant to this project’s own model design, attention-based sequence models applied to phase recommendation. Section 2.3 examines microscopic traffic simulation, and specifically SUMO, as the calibration and evaluation substrate this project relies on, in place of physical field trials, following the same practice as the learned-control studies reviewed in Section 2.2. Section 2.4 identifies the gap in that literature this project is built to close: the absence, in most of it, of an explicit, model-independent safety layer standing between a learned controller’s recommendation and the signal state actually applied. Section 2.5 closes the chapter by drawing these four threads together into the specific position MaHanya occupies in the literature reviewed.</w:t>
+        <w:t xml:space="preserve">This chapter positions MaHanya within four streams of prior work the reader should expect to encounter across the sections that follow. Section 2.1 traces signal control from fixed-time plans through to traffic-responsive systems such as SCOOT and SCATS, establishing the demand-responsive principle this project inherits at a smaller scale. Section 2.2 reviews learned approaches to signal control: reinforcement-learning controllers and, more directly relevant to this project’s own model design, attention-based sequence models applied to phase recommendation. Section 2.3 examines microscopic traffic simulation, and specifically SUMO, as the calibration and evaluation substrate this project relies on, in place of physical field trials, following the same practice as the learned-control studies reviewed in Section 2.2. Section 2.4 identifies the gap in that literature this project is built to close: the absence, in most of it, of an explicit, model-independent safety layer standing between a learned controller’s recommendation and the signal state actually applied. Section 2.5 closes the chapter by drawing these four threads together into the specific position MaHanya occupies in the literature reviewed.</w:t>
       </w:r>
     </w:p>
     <w:p>
@@ -2043,21 +2043,21 @@
           <w:sz w:val="24"/>
           <w:szCs w:val="24"/>
         </w:rPr>
-        <w:t xml:space="preserve">The earliest generation of traffic signal control is fixed-time (or pre-timed) control: a cycle length, a fixed set of phase splits, and, where junctions are coordinated, a fixed offset between neighbouring junctions, all set in advance from historical traffic counts and left unchanged until an engineer manually revises the plan. Its principal advantage is predictability — drivers and pedestrians learn a consistent pattern — but its central weakness is exactly the one this project addresses: it cannot respond to demand that differs from the historical averages it was designed around, whether that difference is a short-term event (an accident, a large gathering) or a longer-term shift (seasonal demand, a new development on one approach).</w:t>
-      </w:r>
-    </w:p>
-    <w:p>
-      <w:pPr>
-        <w:spacing w:after="240" w:line="480" w:lineRule="auto"/>
-        <w:jc w:val="both"/>
-      </w:pPr>
-      <w:r>
-        <w:rPr>
-          <w:rFonts w:ascii="Times New Roman" w:cs="Times New Roman" w:eastAsia="Times New Roman" w:hAnsi="Times New Roman"/>
-          <w:sz w:val="24"/>
-          <w:szCs w:val="24"/>
-        </w:rPr>
-        <w:t xml:space="preserve">Traffic-responsive control emerged to address this weakness by feeding real-time detector data back into the signal timing decision. SCOOT (Split Cycle Offset Optimisation Technique), developed for the United Kingdom's Transport and Road Research Laboratory, continuously adjusts cycle time, phase splits, and offsets from loop-detector occupancy data, and has been shown in field deployment to reduce delay by around 15% relative to a comparable fixed-time plan (Hunt et al., 1982). Systems in this family — SCOOT and its Australian counterpart SCATS being the best known — established the principle this project inherits at a smaller scale: that a traffic signal controller should be a function of currently observed demand, not solely of a historical schedule. Where they differ from MaHanya is in the mechanism: SCOOT and SCATS adjust a small set of continuous timing parameters (splits, cycle, offset) using classical control-theoretic and heuristic rules, rather than learning a phase-recommendation policy from data with a trained model, and neither includes an explicit, model-independent emergency pre-emption layer of the kind implemented here.</w:t>
+        <w:t xml:space="preserve">The earliest generation of traffic signal control is fixed-time (or pre-timed) control: a cycle length, a fixed set of phase splits, and, where junctions are coordinated, a fixed offset between neighbouring junctions, all set in advance from historical traffic counts and left unchanged until an engineer manually revises the plan. Its principal advantage is predictability (drivers and pedestrians learn a consistent pattern) but its central weakness is exactly the one this project addresses: it cannot respond to demand that differs from the historical averages it was designed around, whether that difference is a short-term event (an accident, a large gathering) or a longer-term shift (seasonal demand, a new development on one approach).</w:t>
+      </w:r>
+    </w:p>
+    <w:p>
+      <w:pPr>
+        <w:spacing w:after="240" w:line="480" w:lineRule="auto"/>
+        <w:jc w:val="both"/>
+      </w:pPr>
+      <w:r>
+        <w:rPr>
+          <w:rFonts w:ascii="Times New Roman" w:cs="Times New Roman" w:eastAsia="Times New Roman" w:hAnsi="Times New Roman"/>
+          <w:sz w:val="24"/>
+          <w:szCs w:val="24"/>
+        </w:rPr>
+        <w:t xml:space="preserve">Traffic-responsive control emerged to address this weakness by feeding real-time detector data back into the signal timing decision. SCOOT (Split Cycle Offset Optimisation Technique), developed for the United Kingdom's Transport and Road Research Laboratory, continuously adjusts cycle time, phase splits, and offsets from loop-detector occupancy data, and has been shown in field deployment to reduce delay by around 15% relative to a comparable fixed-time plan (Hunt et al., 1982). Systems in this family (SCOOT and its Australian counterpart SCATS being the best known) established the principle this project inherits at a smaller scale: that a traffic signal controller should be a function of currently observed demand, not solely of a historical schedule. Where they differ from MaHanya is in the mechanism: SCOOT and SCATS adjust a small set of continuous timing parameters (splits, cycle, offset) using classical control-theoretic and heuristic rules, rather than learning a phase-recommendation policy from data with a trained model, and neither includes an explicit, model-independent emergency pre-emption layer of the kind implemented here.</w:t>
       </w:r>
     </w:p>
     <w:p>
@@ -2089,21 +2089,21 @@
           <w:sz w:val="24"/>
           <w:szCs w:val="24"/>
         </w:rPr>
-        <w:t xml:space="preserve">A large and still-growing body of work applies reinforcement learning (RL) to traffic signal control, treating the junction as an agent that observes traffic state, selects a phase (or phase change) as an action, and receives a reward derived from a metric such as delay or queue length, learning a control policy through repeated simulated interaction rather than hand-tuned rules. Abdulhai, Pringle, and Karakoulas (2003) is an early and influential example, applying Q-learning to a single, isolated, actuated junction and validating the learned controller in microscopic simulation against a conventional actuated baseline — establishing, well before deep learning's recent resurgence, that a learned controller validated purely in simulation could plausibly out-perform a conventional one. Haydari and Yilmaz (2020) survey the substantial deep-reinforcement-learning literature that has followed, covering how traffic state is represented, how actions and rewards are formulated, and which simulation environments (SUMO prominent among them) are used to train and evaluate these controllers, and note the same recurring gap this project is designed to close: most deep-RL signal-control research evaluates a learned policy's performance without an explicit, separately-verifiable safety layer sitting between the policy's output and the applied signal state.</w:t>
-      </w:r>
-    </w:p>
-    <w:p>
-      <w:pPr>
-        <w:spacing w:after="240" w:line="480" w:lineRule="auto"/>
-        <w:jc w:val="both"/>
-      </w:pPr>
-      <w:r>
-        <w:rPr>
-          <w:rFonts w:ascii="Times New Roman" w:cs="Times New Roman" w:eastAsia="Times New Roman" w:hAnsi="Times New Roman"/>
-          <w:sz w:val="24"/>
-          <w:szCs w:val="24"/>
-        </w:rPr>
-        <w:t xml:space="preserve">More recently, attention-based sequence models — the Transformer architecture, introduced by Vaswani et al. (2017) for natural-language sequence modelling — have been applied to traffic signal control by treating a short window of recent traffic-state observations as a sequence and the next phase decision as the value to be predicted from it, in the same structural shape as predicting the next token in a language model. Zhao, Hu, Li, Fan, Gao, and Gao (2024) apply exactly this framing, proposing a sequence-decision-transformer architecture for adaptive traffic signal control and reporting improved performance over both fixed-time and reinforcement-learning baselines in simulation. This is the specific precedent MaHanya's model design follows most directly: a window of observed traffic state (in this project's case, sixteen ticks of per-direction vehicle counts, queue length, waiting time, emergency flags, active phase, and elapsed phase time) is fed to a small Transformer Encoder that outputs a recommended next phase, trained on labelled sequences generated from the calibrated SUMO simulation rather than through online reinforcement learning.</w:t>
+        <w:t xml:space="preserve">A large and still-growing body of work applies reinforcement learning (RL) to traffic signal control, treating the junction as an agent that observes traffic state, selects a phase (or phase change) as an action, and receives a reward derived from a metric such as delay or queue length, learning a control policy through repeated simulated interaction rather than hand-tuned rules. Abdulhai, Pringle, and Karakoulas (2003) is an early and influential example, applying Q-learning to a single, isolated, actuated junction and validating the learned controller in microscopic simulation against a conventional actuated baseline, establishing, well before deep learning's recent resurgence, that a learned controller validated purely in simulation could plausibly out-perform a conventional one. Haydari and Yilmaz (2020) survey the substantial deep-reinforcement-learning literature that has followed, covering how traffic state is represented, how actions and rewards are formulated, and which simulation environments (SUMO prominent among them) are used to train and evaluate these controllers, and note the same recurring gap this project is designed to close: most deep-RL signal-control research evaluates a learned policy's performance without an explicit, separately-verifiable safety layer sitting between the policy's output and the applied signal state.</w:t>
+      </w:r>
+    </w:p>
+    <w:p>
+      <w:pPr>
+        <w:spacing w:after="240" w:line="480" w:lineRule="auto"/>
+        <w:jc w:val="both"/>
+      </w:pPr>
+      <w:r>
+        <w:rPr>
+          <w:rFonts w:ascii="Times New Roman" w:cs="Times New Roman" w:eastAsia="Times New Roman" w:hAnsi="Times New Roman"/>
+          <w:sz w:val="24"/>
+          <w:szCs w:val="24"/>
+        </w:rPr>
+        <w:t xml:space="preserve">More recently, attention-based sequence models (the Transformer architecture, introduced by Vaswani et al. (2017) for natural-language sequence modelling) have been applied to traffic signal control by treating a short window of recent traffic-state observations as a sequence and the next phase decision as the value to be predicted from it, in the same structural shape as predicting the next token in a language model. Zhao, Hu, Li, Fan, Gao, and Gao (2024) apply exactly this framing, proposing a sequence-decision-transformer architecture for adaptive traffic signal control and reporting improved performance over both fixed-time and reinforcement-learning baselines in simulation. This is the specific precedent MaHanya's model design follows most directly: a window of observed traffic state (in this project's case, sixteen ticks of per-direction vehicle counts, queue length, waiting time, emergency flags, active phase, and elapsed phase time) is fed to a small Transformer Encoder that outputs a recommended next phase, trained on labelled sequences generated from the calibrated SUMO simulation rather than through online reinforcement learning.</w:t>
       </w:r>
     </w:p>
     <w:p>
@@ -2135,21 +2135,21 @@
           <w:sz w:val="24"/>
           <w:szCs w:val="24"/>
         </w:rPr>
-        <w:t xml:space="preserve">Most of the learned-control literature reviewed above (Section 2.2) — and this project — relies on microscopic traffic simulation rather than physical field trials, both because physical trials on a real, live junction carry obvious safety and legal risk during an untested controller's development, and because simulation allows a controller to be evaluated repeatedly, deterministically (given a fixed random seed), and head-to-head against a baseline on identical traffic conditions, which a live junction cannot offer. SUMO (Simulation of Urban MObility), described by Lopez et al. (2018), is the open-source microscopic simulator this project uses, chosen because it is the de facto standard tool in this literature, exposes a mature Python control interface (TraCI) for exactly the observe/act/log loop a runtime controller needs, and supports vehicle-class flags — including an emergency-vehicle class — that this project relies on directly for its pre-emption behaviour, without needing to build a separate detection model.</w:t>
-      </w:r>
-    </w:p>
-    <w:p>
-      <w:pPr>
-        <w:spacing w:after="240" w:line="480" w:lineRule="auto"/>
-        <w:jc w:val="both"/>
-      </w:pPr>
-      <w:r>
-        <w:rPr>
-          <w:rFonts w:ascii="Times New Roman" w:cs="Times New Roman" w:eastAsia="Times New Roman" w:hAnsi="Times New Roman"/>
-          <w:sz w:val="24"/>
-          <w:szCs w:val="24"/>
-        </w:rPr>
-        <w:t xml:space="preserve">A calibrated SUMO scenario is only as trustworthy as the data used to build it. This project follows the standard practice of fitting an arrival-rate distribution — here, a Poisson distribution per direction and period, following the usual first choice for independent, low-to-moderate-volume arrivals, with a negative binomial distribution as the documented fallback should the data prove over-dispersed — to observed vehicle counts, and using the fitted parameters to drive SUMO's own vehicle-insertion process for each calibrated scenario, so that the simulated arrival pattern matches the statistical shape of the real-world counts it was fitted from, rather than an arbitrarily chosen or hand-tuned one.</w:t>
+        <w:t xml:space="preserve">Most of the learned-control literature reviewed above (Section 2.2), and this project, relies on microscopic traffic simulation rather than physical field trials, both because physical trials on a real, live junction carry obvious safety and legal risk during an untested controller's development, and because simulation allows a controller to be evaluated repeatedly, deterministically (given a fixed random seed), and head-to-head against a baseline on identical traffic conditions, which a live junction cannot offer. SUMO (Simulation of Urban MObility), described by Lopez et al. (2018), is the open-source microscopic simulator this project uses, chosen because it is the de facto standard tool in this literature, exposes a mature Python control interface (TraCI) for exactly the observe/act/log loop a runtime controller needs, and supports vehicle-class flags (including an emergency-vehicle class) that this project relies on directly for its pre-emption behaviour, without needing to build a separate detection model.</w:t>
+      </w:r>
+    </w:p>
+    <w:p>
+      <w:pPr>
+        <w:spacing w:after="240" w:line="480" w:lineRule="auto"/>
+        <w:jc w:val="both"/>
+      </w:pPr>
+      <w:r>
+        <w:rPr>
+          <w:rFonts w:ascii="Times New Roman" w:cs="Times New Roman" w:eastAsia="Times New Roman" w:hAnsi="Times New Roman"/>
+          <w:sz w:val="24"/>
+          <w:szCs w:val="24"/>
+        </w:rPr>
+        <w:t xml:space="preserve">A calibrated SUMO scenario is only as trustworthy as the data used to build it. This project follows the standard practice of fitting an arrival-rate distribution (here, a Poisson distribution per direction and period, following the usual first choice for independent, low-to-moderate-volume arrivals, with a negative binomial distribution as the documented fallback should the data prove over-dispersed) to observed vehicle counts, and using the fitted parameters to drive SUMO's own vehicle-insertion process for each calibrated scenario, so that the simulated arrival pattern matches the statistical shape of the real-world counts it was fitted from, rather than an arbitrarily chosen or hand-tuned one.</w:t>
       </w:r>
     </w:p>
     <w:p>
@@ -2195,7 +2195,7 @@
           <w:sz w:val="24"/>
           <w:szCs w:val="24"/>
         </w:rPr>
-        <w:t xml:space="preserve">MaHanya's response to this gap — the specific contribution this project makes beyond reproducing an existing model architecture on a new junction — is to place a small, deterministic, exhaustively unit-testable rule engine between the Transformer Encoder's recommendation and the phase actually applied to the simulated signal head. The model's output is never applied directly; every recommendation is validated against minimum/maximum green time, transition-interval, and anti-starvation rules first, and an emergency-vehicle detection short-circuits the model's recommendation path entirely, going straight to a rule-determined safe pre-emption state. Every decision the scheduler makes — whether it accepted, held, or overrode the model — is logged with an explicit reason code, so the system's behaviour is auditable after the fact, not only theoretically safe by design. This pattern of pairing a learned recommender with a deterministic safety layer, rather than trusting either a purely rule-based system (which cannot adapt to demand it was not explicitly programmed for) or a purely learned one (which cannot guarantee it will never violate a hard constraint) is the specific gap in the reviewed literature this project's design is built to close.</w:t>
+        <w:t xml:space="preserve">MaHanya's response to this gap (the specific contribution this project makes beyond reproducing an existing model architecture on a new junction) is to place a small, deterministic, exhaustively unit-testable rule engine between the Transformer Encoder's recommendation and the phase actually applied to the simulated signal head. The model's output is never applied directly; every recommendation is validated against minimum/maximum green time, transition-interval, and anti-starvation rules first, and an emergency-vehicle detection short-circuits the model's recommendation path entirely, going straight to a rule-determined safe pre-emption state. Every decision the scheduler makes, whether it accepted, held, or overrode the model, is logged with an explicit reason code, so the system's behaviour is auditable after the fact, not only theoretically safe by design. This pattern of pairing a learned recommender with a deterministic safety layer, rather than trusting either a purely rule-based system (which cannot adapt to demand it was not explicitly programmed for) or a purely learned one (which cannot guarantee it will never violate a hard constraint) is the specific gap in the reviewed literature this project's design is built to close.</w:t>
       </w:r>
     </w:p>
     <w:p>
@@ -2227,7 +2227,7 @@
           <w:sz w:val="24"/>
           <w:szCs w:val="24"/>
         </w:rPr>
-        <w:t xml:space="preserve">The four streams of work reviewed above situate MaHanya as follows. Fixed-time control (Section 2.1) is unresponsive to real-time demand by design. Traffic-responsive systems such as SCOOT (Section 2.1) respond to demand but through continuous timing-parameter adjustment rather than a learned phase-recommendation policy, and without an explicit emergency pre-emption layer. Reinforcement-learning approaches (Section 2.2) learn a control policy directly but are typically evaluated without a separately-verifiable safety layer. Transformer-based sequence approaches (Section 2.2), which this project's model design follows most closely, demonstrate that attention-based sequence models are well suited to the traffic-state-window-to-phase-decision problem shape, but the specific precedent this project builds on (Zhao et al., 2024) does not, in its own reported design, describe a deterministic safety layer of the kind implemented here. MaHanya's specific position in this landscape is therefore: a Transformer Encoder recommender in the pattern of Zhao et al. (2024), trained on SUMO-simulated (Lopez et al., 2018) sequences calibrated from real field-count data, whose output is never trusted directly but is instead validated by a deterministic, exhaustively-tested rule engine before any signal state is applied — combining the adaptivity the reinforcement-learning and sequence-model literature demonstrates with the auditable safety guarantee that literature largely leaves to future work.</w:t>
+        <w:t xml:space="preserve">The four streams of work reviewed above situate MaHanya as follows. Fixed-time control (Section 2.1) is unresponsive to real-time demand by design. Traffic-responsive systems such as SCOOT (Section 2.1) respond to demand but through continuous timing-parameter adjustment rather than a learned phase-recommendation policy, and without an explicit emergency pre-emption layer. Reinforcement-learning approaches (Section 2.2) learn a control policy directly but are typically evaluated without a separately-verifiable safety layer. Transformer-based sequence approaches (Section 2.2), which this project's model design follows most closely, demonstrate that attention-based sequence models are well suited to the traffic-state-window-to-phase-decision problem shape, but the specific precedent this project builds on (Zhao et al., 2024) does not, in its own reported design, describe a deterministic safety layer of the kind implemented here. MaHanya's specific position in this landscape is therefore: a Transformer Encoder recommender in the pattern of Zhao et al. (2024), trained on SUMO-simulated (Lopez et al., 2018) sequences calibrated from real field-count data, whose output is never trusted directly but is instead validated by a deterministic, exhaustively-tested rule engine before any signal state is applied, combining the adaptivity the reinforcement-learning and sequence-model literature demonstrates with the auditable safety guarantee that literature largely leaves to future work.</w:t>
       </w:r>
     </w:p>
     <w:p>
@@ -2430,7 +2430,7 @@
           <w:sz w:val="24"/>
           <w:szCs w:val="24"/>
         </w:rPr>
-        <w:t xml:space="preserve">(3), 278–285.</w:t>
+        <w:t xml:space="preserve">(3), 278-285.</w:t>
       </w:r>
     </w:p>
     <w:p>
@@ -2463,7 +2463,7 @@
           <w:sz w:val="24"/>
           <w:szCs w:val="24"/>
         </w:rPr>
-        <w:t xml:space="preserve">(1), 11–32. https://doi.org/10.1109/TITS.2020.3008612</w:t>
+        <w:t xml:space="preserve">(1), 11-32. https://doi.org/10.1109/TITS.2020.3008612</w:t>
       </w:r>
     </w:p>
     <w:p>
@@ -2496,7 +2496,7 @@
           <w:sz w:val="24"/>
           <w:szCs w:val="24"/>
         </w:rPr>
-        <w:t xml:space="preserve">(4), 190–192.</w:t>
+        <w:t xml:space="preserve">(4), 190-192.</w:t>
       </w:r>
     </w:p>
     <w:p>
@@ -2529,7 +2529,7 @@
           <w:sz w:val="24"/>
           <w:szCs w:val="24"/>
         </w:rPr>
-        <w:t xml:space="preserve"> (pp. 2575–2582). IEEE.</w:t>
+        <w:t xml:space="preserve"> (pp. 2575-2582). IEEE.</w:t>
       </w:r>
     </w:p>
     <w:p>
@@ -2562,7 +2562,7 @@
           <w:sz w:val="24"/>
           <w:szCs w:val="24"/>
         </w:rPr>
-        <w:t xml:space="preserve">, 5998–6008.</w:t>
+        <w:t xml:space="preserve">, 5998-6008.</w:t>
       </w:r>
     </w:p>
     <w:p>
